--- a/docx/211.Đăng ký nhận bản tin_SRS_AI_Generated.docx
+++ b/docx/211.Đăng ký nhận bản tin_SRS_AI_Generated.docx
@@ -85,7 +85,7 @@
         <w:t xml:space="preserve">Người dùng chưa đăng nhập (Khách):</w:t>
       </w:r>
       <w:r>
-        <w:t xml:space="preserve"> Có thể đăng ký bản tin bằng cách nhập email trực tiếp. Không cần tài khoản. Cổng cung cấp liên kết "Đăng ký nhận bản tin" trên thanh menu của footer để truy cập vào trang đăng ký.</w:t>
+        <w:t xml:space="preserve"> Có thể đăng ký bản tin bằng cách nhập email trực tiếp. Không cần tài khoản. Cổng cung cấp liên kết "Đăng ký nhận bản tin" trên thanh menu của phần cuối trang để truy cập vào trang đăng ký.</w:t>
       </w:r>
     </w:p>
     <w:p>
@@ -104,7 +104,7 @@
         <w:t xml:space="preserve">Người dùng đã đăng nhập – Cá nhân/Tổ chức:</w:t>
       </w:r>
       <w:r>
-        <w:t xml:space="preserve"> Form đăng ký tự động điền email từ tài khoản. Quản lý đăng ký liên kết với tài khoản trong phần cài đặt cá nhân.</w:t>
+        <w:t xml:space="preserve"> biểu mẫu đăng ký tự động điền email từ tài khoản. Quản lý đăng ký liên kết với tài khoản trong phần cài đặt cá nhân.</w:t>
       </w:r>
     </w:p>
     <w:p>
@@ -177,7 +177,7 @@
         </w:numPr>
       </w:pPr>
       <w:r>
-        <w:t xml:space="preserve">Email xác nhận được gửi đến địa chỉ đăng ký. Đăng ký chỉ có hiệu lực sau khi người dùng click link xác nhận trong email (double opt-in).</w:t>
+        <w:t xml:space="preserve">Email xác nhận được gửi đến địa chỉ đăng ký. Đăng ký chỉ có hiệu lực sau khi người dùng click liên kết xác nhận trong email (double opt-in).</w:t>
       </w:r>
     </w:p>
     <w:p>
@@ -240,7 +240,7 @@
     </w:p>
     <w:p>
       <w:r>
-        <w:t xml:space="preserve">Form đăng ký bản tin tại trang chuyên biệt "/ban-tin/dang-ky". Người dùng truy cập bằng cách nhấn vào liên kết trên Footer.</w:t>
+        <w:t xml:space="preserve">biểu mẫu đăng ký bản tin tại trang chuyên biệt "/ban-tin/dang-ky". Người dùng truy cập bằng cách nhấn vào liên kết trên phần cuối trang.</w:t>
       </w:r>
     </w:p>
     <w:p>
@@ -506,7 +506,7 @@
                 <w:sz w:val="18"/>
                 <w:szCs w:val="18"/>
               </w:rPr>
-              <w:t xml:space="preserve">H1 tiêu đề form. Subtitle: "Cập nhật thông tin pháp luật mới nhất, được gửi trực tiếp đến hộp thư của bạn." Font 24px bold.</w:t>
+              <w:t xml:space="preserve">H1 tiêu đề biểu mẫu. Subtitle: "Cập nhật thông tin pháp luật mới nhất, được gửi trực tiếp đến hộp thư của bạn." Font 24px bold.</w:t>
             </w:r>
           </w:p>
         </w:tc>
@@ -821,7 +821,7 @@
                 <w:sz w:val="18"/>
                 <w:szCs w:val="18"/>
               </w:rPr>
-              <w:t xml:space="preserve">Label "Chọn chủ đề quan tâm *" (bắt buộc chọn ít nhất 1). Bố cục 2-3 cột trên desktop, 1 cột trên mobile. Danh sách chủ đề với checkbox: ☐ Văn bản QPPL mới ban hành, ☐ Thông tư – Nghị định – Quyết định, ☐ Luật – Bộ luật mới, ☐ Dự thảo đang lấy ý kiến, ☐ Đất đai – Bất động sản, ☐ Doanh nghiệp – Đầu tư, ☐ Lao động – Việc làm, ☐ Thuế – Tài chính, ☐ Hôn nhân – Gia đình, ☐ Hình sự – Tố tụng, ☐ Hành chính – Công vụ, ☐ Môi trường – Tài nguyên. Nút "Chọn tất cả" / "Bỏ chọn tất cả".</w:t>
+              <w:t xml:space="preserve">Label "Chọn chủ đề quan tâm *" (bắt buộc chọn ít nhất 1). Bố cục 2-3 cột trên desktop, 1 cột trên mobile. Danh sách chủ đề với hộp kiểm: ☐ Văn bản QPPL mới ban hành, ☐ Thông tư – Nghị định – Quyết định, ☐ Luật – Bộ luật mới, ☐ Dự thảo đang lấy ý kiến, ☐ Đất đai – Bất động sản, ☐ Doanh nghiệp – Đầu tư, ☐ Lao động – Việc làm, ☐ Thuế – Tài chính, ☐ Hôn nhân – Gia đình, ☐ Hình sự – Tố tụng, ☐ Hành chính – Công vụ, ☐ Môi trường – Tài nguyên. Nút "Chọn tất cả" / "Bỏ chọn tất cả".</w:t>
             </w:r>
           </w:p>
         </w:tc>
@@ -1031,7 +1031,7 @@
                 <w:sz w:val="18"/>
                 <w:szCs w:val="18"/>
               </w:rPr>
-              <w:t xml:space="preserve">"☐ Tôi đồng ý với [Điều khoản sử dụng] và [Chính sách bảo mật] của Cổng Pháp luật Quốc gia. Tôi hiểu rằng có thể hủy đăng ký bất kỳ lúc nào." Link đến trang điều khoản/chính sách. Bắt buộc check trước khi submit.</w:t>
+              <w:t xml:space="preserve">"☐ Tôi đồng ý với [Điều khoản sử dụng] và [Chính sách bảo mật] của Cổng Pháp luật Quốc gia. Tôi hiểu rằng có thể hủy đăng ký bất kỳ lúc nào." liên kết đến trang điều khoản/chính sách. Bắt buộc check trước khi submit.</w:t>
             </w:r>
           </w:p>
         </w:tc>
@@ -1241,7 +1241,7 @@
                 <w:sz w:val="18"/>
                 <w:szCs w:val="18"/>
               </w:rPr>
-              <w:t xml:space="preserve">Đoạn text nhỏ dưới form: "🔒 Thông tin của bạn được bảo mật và không chia sẻ cho bên thứ ba. Xem [Chính sách bảo mật]." Font 12px, màu #718096.</w:t>
+              <w:t xml:space="preserve">Đoạn text nhỏ dưới biểu mẫu: "🔒 Thông tin của bạn được bảo mật và không chia sẻ cho bên thứ ba. Xem [Chính sách bảo mật]." Font 12px, màu #718096.</w:t>
             </w:r>
           </w:p>
         </w:tc>
@@ -1470,7 +1470,7 @@
                 <w:sz w:val="18"/>
                 <w:szCs w:val="18"/>
               </w:rPr>
-              <w:t xml:space="preserve">Real-time validation: Email nhập xong (blur) → kiểm tra format. Nút "Đăng ký" disabled khi form chưa hợp lệ. Khi click submit với form không hợp lệ: highlight các trường lỗi + error message.</w:t>
+              <w:t xml:space="preserve">Real-time validation: Email nhập xong (blur) → kiểm tra format. Nút "Đăng ký" disabled khi biểu mẫu chưa hợp lệ. Khi click submit với biểu mẫu không hợp lệ: highlight các trường lỗi + error thông báo.</w:t>
             </w:r>
           </w:p>
         </w:tc>
@@ -1555,7 +1555,7 @@
                 <w:sz w:val="18"/>
                 <w:szCs w:val="18"/>
               </w:rPr>
-              <w:t xml:space="preserve">Click "Chọn tất cả" → check tất cả checkbox chủ đề. Click "Bỏ chọn tất cả" → uncheck.</w:t>
+              <w:t xml:space="preserve">Click "Chọn tất cả" → check tất cả hộp kiểm chủ đề. Click "Bỏ chọn tất cả" → uncheck.</w:t>
             </w:r>
           </w:p>
         </w:tc>
@@ -1640,7 +1640,7 @@
                 <w:sz w:val="18"/>
                 <w:szCs w:val="18"/>
               </w:rPr>
-              <w:t xml:space="preserve">Click "Đăng ký ngay" → validate → gọi API POST </w:t>
+              <w:t xml:space="preserve">Click "Đăng ký ngay" → kiểm tra tính hợp lệ → gọi API POST </w:t>
             </w:r>
             <w:r>
               <w:rPr>
@@ -1755,7 +1755,7 @@
                 <w:sz w:val="18"/>
                 <w:szCs w:val="18"/>
               </w:rPr>
-              <w:t xml:space="preserve">Nếu API trả về "email đã đăng ký": hiện alert info "Email này đã đăng ký nhận bản tin. Bạn có muốn [Cập nhật tùy chọn] hoặc [Hủy đăng ký]?" với 2 link action.</w:t>
+              <w:t xml:space="preserve">Nếu API trả về "email đã đăng ký": hiện alert info "Email này đã đăng ký nhận bản tin. Bạn có muốn [Cập nhật tùy chọn] hoặc [Hủy đăng ký]?" với 2 liên kết action.</w:t>
             </w:r>
           </w:p>
         </w:tc>
@@ -1814,7 +1814,7 @@
     </w:p>
     <w:p>
       <w:r>
-        <w:t xml:space="preserve">Trang/màn hình thành công hiển thị sau khi người dùng submit form đăng ký. Thông báo đã gửi email xác nhận và hướng dẫn bước tiếp theo.</w:t>
+        <w:t xml:space="preserve">Trang/màn hình thành công hiển thị sau khi người dùng submit biểu mẫu đăng ký. Thông báo đã gửi email xác nhận và hướng dẫn bước tiếp theo.</w:t>
       </w:r>
     </w:p>
     <w:p>
@@ -2080,7 +2080,7 @@
                 <w:sz w:val="18"/>
                 <w:szCs w:val="18"/>
               </w:rPr>
-              <w:t xml:space="preserve">Icon phong bì email ✉️ hoặc icon check xanh ✅ lớn 64px ở giữa màn hình. Animation: fade-in + scale từ 0.5 → 1.</w:t>
+              <w:t xml:space="preserve">biểu tượng phong bì email ✉️ hoặc biểu tượng check xanh ✅ lớn 64px ở giữa màn hình. Animation: fade-in + scale từ 0.5 → 1.</w:t>
             </w:r>
           </w:p>
         </w:tc>
@@ -2306,7 +2306,7 @@
                 <w:sz w:val="18"/>
                 <w:szCs w:val="18"/>
               </w:rPr>
-              <w:t xml:space="preserve">. Vui lòng mở email và click vào link xác nhận để hoàn tất đăng ký." Email address in đậm, font 15px.</w:t>
+              <w:t xml:space="preserve">. Vui lòng mở email và click vào liên kết xác nhận để hoàn tất đăng ký." Email address in đậm, font 15px.</w:t>
             </w:r>
           </w:p>
         </w:tc>
@@ -2516,7 +2516,7 @@
                 <w:sz w:val="18"/>
                 <w:szCs w:val="18"/>
               </w:rPr>
-              <w:t xml:space="preserve">Nút outline "Gửi lại email xác nhận". Disabled trong 60 giây đầu kèm countdown "Gửi lại (58s)". Sau 60s enable. Click → gọi API resend → toast "Đã gửi lại email xác nhận" → disable lại 60s. Tối đa 3 lần gửi lại.</w:t>
+              <w:t xml:space="preserve">Nút outline "Gửi lại email xác nhận". Disabled trong 60 giây đầu kèm countdown "Gửi lại (58s)". Sau 60s enable. Click → gọi API resend → thông báo nhỏ "Đã gửi lại email xác nhận" → disable lại 60s. Tối đa 3 lần gửi lại.</w:t>
             </w:r>
           </w:p>
         </w:tc>
@@ -2621,7 +2621,7 @@
                 <w:sz w:val="18"/>
                 <w:szCs w:val="18"/>
               </w:rPr>
-              <w:t xml:space="preserve">Link "← Quay lại trang chủ" hoặc "← Tiếp tục duyệt Cổng Pháp luật".</w:t>
+              <w:t xml:space="preserve">liên kết "← Quay lại trang chủ" hoặc "← Tiếp tục duyệt Cổng Pháp luật".</w:t>
             </w:r>
           </w:p>
         </w:tc>
@@ -2865,7 +2865,7 @@
                 <w:sz w:val="18"/>
                 <w:szCs w:val="18"/>
               </w:rPr>
-              <w:t xml:space="preserve"> → toast thành công.</w:t>
+              <w:t xml:space="preserve"> → thông báo nhỏ thành công.</w:t>
             </w:r>
           </w:p>
         </w:tc>
@@ -3009,7 +3009,7 @@
     </w:p>
     <w:p>
       <w:r>
-        <w:t xml:space="preserve">Trang người dùng đến sau khi click link xác nhận trong email. URL dạng </w:t>
+        <w:t xml:space="preserve">Trang người dùng đến sau khi click liên kết xác nhận trong email. URL dạng </w:t>
       </w:r>
       <w:r>
         <w:rPr>
@@ -3020,7 +3020,7 @@
         <w:t xml:space="preserve">/ban-tin/xac-nhan?token=xxx</w:t>
       </w:r>
       <w:r>
-        <w:t xml:space="preserve">. Hệ thống validate token và kích hoạt đăng ký.</w:t>
+        <w:t xml:space="preserve">. Hệ thống kiểm tra tính hợp lệ token và kích hoạt đăng ký.</w:t>
       </w:r>
     </w:p>
     <w:p>
@@ -3286,7 +3286,7 @@
                 <w:sz w:val="18"/>
                 <w:szCs w:val="18"/>
               </w:rPr>
-              <w:t xml:space="preserve">Khi trang load: hiển thị spinner + "Đang xác nhận đăng ký của bạn..." trong khi gọi API validate token.</w:t>
+              <w:t xml:space="preserve">Khi trang load: hiển thị spinner + "Đang xác nhận đăng ký của bạn..." trong khi gọi API kiểm tra tính hợp lệ token.</w:t>
             </w:r>
           </w:p>
         </w:tc>
@@ -3391,7 +3391,7 @@
                 <w:sz w:val="18"/>
                 <w:szCs w:val="18"/>
               </w:rPr>
-              <w:t xml:space="preserve">Khi token hợp lệ: Icon ✅ xanh + Tiêu đề "Đăng ký thành công!" + "Email [xxx] đã được xác nhận. Bạn sẽ nhận bản tin theo tần suất </w:t>
+              <w:t xml:space="preserve">Khi token hợp lệ: biểu tượng ✅ xanh + Tiêu đề "Đăng ký thành công!" + "Email [xxx] đã được xác nhận. Bạn sẽ nhận bản tin theo tần suất </w:t>
             </w:r>
             <w:r>
               <w:rPr>
@@ -3407,7 +3407,7 @@
                 <w:sz w:val="18"/>
                 <w:szCs w:val="18"/>
               </w:rPr>
-              <w:t xml:space="preserve"> về các chủ đề: [Danh sách chủ đề]." + Nút "Xem Cổng Pháp luật" + Link "Quản lý đăng ký".</w:t>
+              <w:t xml:space="preserve"> về các chủ đề: [Danh sách chủ đề]." + Nút "Xem Cổng Pháp luật" + liên kết "Quản lý đăng ký".</w:t>
             </w:r>
           </w:p>
         </w:tc>
@@ -3512,7 +3512,7 @@
                 <w:sz w:val="18"/>
                 <w:szCs w:val="18"/>
               </w:rPr>
-              <w:t xml:space="preserve">Khi token không hợp lệ hoặc hết hạn (48h): Icon ❌ đỏ + "Liên kết xác nhận không hợp lệ hoặc đã hết hạn." + Nút "Đăng ký lại" dẫn về MH01.</w:t>
+              <w:t xml:space="preserve">Khi token không hợp lệ hoặc hết hạn (48h): biểu tượng ❌ đỏ + "Liên kết xác nhận không hợp lệ hoặc đã hết hạn." + Nút "Đăng ký lại" dẫn về MH01.</w:t>
             </w:r>
           </w:p>
         </w:tc>
@@ -3900,7 +3900,7 @@
     </w:p>
     <w:p>
       <w:r>
-        <w:t xml:space="preserve">Trang quản lý đăng ký bản tin tại "/tai-khoan/ban-tin" hoặc link từ email. Cho phép người dùng xem, cập nhật và hủy đăng ký.</w:t>
+        <w:t xml:space="preserve">Trang quản lý đăng ký bản tin tại "/tai-khoan/ban-tin" hoặc liên kết từ email. Cho phép người dùng xem, cập nhật và hủy đăng ký.</w:t>
       </w:r>
     </w:p>
     <w:p>
@@ -4166,7 +4166,7 @@
                 <w:sz w:val="18"/>
                 <w:szCs w:val="18"/>
               </w:rPr>
-              <w:t xml:space="preserve">Badge "✅ Đang hoạt động" (xanh) hoặc "⏸ Tạm dừng" (vàng) hoặc "❌ Đã hủy" (đỏ).</w:t>
+              <w:t xml:space="preserve">nhãn "✅ Đang hoạt động" (xanh) hoặc "⏸ Tạm dừng" (vàng) hoặc "❌ Đã hủy" (đỏ).</w:t>
             </w:r>
           </w:p>
         </w:tc>
@@ -4796,7 +4796,7 @@
                 <w:sz w:val="18"/>
                 <w:szCs w:val="18"/>
               </w:rPr>
-              <w:t xml:space="preserve">Link màu đỏ "Hủy đăng ký nhận bản tin". Click → confirmation "Bạn chắc chắn muốn hủy? Bạn sẽ không nhận được bản tin nữa." → [Hủy đăng ký] → xóa subscription → toast → redirect. Không cần xác nhận qua email khi hủy (1-click unsubscribe theo tiêu chuẩn email).</w:t>
+              <w:t xml:space="preserve">liên kết màu đỏ "Hủy đăng ký nhận bản tin". Click → confirmation "Bạn chắc chắn muốn hủy? Bạn sẽ không nhận được bản tin nữa." → [Hủy đăng ký] → xóa subscription → thông báo nhỏ → redirect. Không cần xác nhận qua email khi hủy (1-click unsubscribe theo tiêu chuẩn email).</w:t>
             </w:r>
           </w:p>
         </w:tc>
@@ -4901,7 +4901,7 @@
                 <w:sz w:val="18"/>
                 <w:szCs w:val="18"/>
               </w:rPr>
-              <w:t xml:space="preserve">Danh sách 10 bản tin gần nhất đã nhận: ngày gửi + tiêu đề + link xem trực tuyến.</w:t>
+              <w:t xml:space="preserve">Danh sách 10 bản tin gần nhất đã nhận: ngày gửi + tiêu đề + liên kết xem trực tuyến.</w:t>
             </w:r>
           </w:p>
         </w:tc>
@@ -5130,7 +5130,7 @@
                 <w:sz w:val="18"/>
                 <w:szCs w:val="18"/>
               </w:rPr>
-              <w:t xml:space="preserve">Thay đổi checkbox/radio → click Lưu → gọi API PATCH </w:t>
+              <w:t xml:space="preserve">Thay đổi hộp kiểm/radio → click Lưu → gọi API PATCH </w:t>
             </w:r>
             <w:r>
               <w:rPr>
@@ -5145,7 +5145,7 @@
                 <w:sz w:val="18"/>
                 <w:szCs w:val="18"/>
               </w:rPr>
-              <w:t xml:space="preserve"> → toast "Đã cập nhật tùy chọn bản tin".</w:t>
+              <w:t xml:space="preserve"> → thông báo nhỏ "Đã cập nhật tùy chọn bản tin".</w:t>
             </w:r>
           </w:p>
         </w:tc>
@@ -5230,7 +5230,7 @@
                 <w:sz w:val="18"/>
                 <w:szCs w:val="18"/>
               </w:rPr>
-              <w:t xml:space="preserve">Click → dialog chọn thời gian → confirm → gọi API PATCH với </w:t>
+              <w:t xml:space="preserve">Click → hộp thoại chọn thời gian → confirm → gọi API PATCH với </w:t>
             </w:r>
             <w:r>
               <w:rPr>
@@ -5245,7 +5245,7 @@
                 <w:sz w:val="18"/>
                 <w:szCs w:val="18"/>
               </w:rPr>
-              <w:t xml:space="preserve"> → badge đổi sang "Tạm dừng".</w:t>
+              <w:t xml:space="preserve"> → nhãn đổi sang "Tạm dừng".</w:t>
             </w:r>
           </w:p>
         </w:tc>
@@ -5430,7 +5430,7 @@
                 <w:sz w:val="18"/>
                 <w:szCs w:val="18"/>
               </w:rPr>
-              <w:t xml:space="preserve">Click → confirm dialog → API DELETE </w:t>
+              <w:t xml:space="preserve">Click → confirm hộp thoại → API DELETE </w:t>
             </w:r>
             <w:r>
               <w:rPr>
@@ -5445,7 +5445,7 @@
                 <w:sz w:val="18"/>
                 <w:szCs w:val="18"/>
               </w:rPr>
-              <w:t xml:space="preserve"> → toast "Đã hủy đăng ký" → redirect về trang đăng ký (MH01) với option đăng ký lại.</w:t>
+              <w:t xml:space="preserve"> → thông báo nhỏ "Đã hủy đăng ký" → redirect về trang đăng ký (MH01) với option đăng ký lại.</w:t>
             </w:r>
           </w:p>
         </w:tc>
@@ -5530,7 +5530,7 @@
                 <w:sz w:val="18"/>
                 <w:szCs w:val="18"/>
               </w:rPr>
-              <w:t xml:space="preserve">Link "Unsubscribe" trong mỗi email bản tin dẫn đến trang unsubscribe 1-click (không cần đăng nhập): validate token từ URL → xóa subscription → hiển thị "Đã hủy đăng ký thành công. [Đăng ký lại]".</w:t>
+              <w:t xml:space="preserve">liên kết "Unsubscribe" trong mỗi email bản tin dẫn đến trang unsubscribe 1-click (không cần đăng nhập): kiểm tra tính hợp lệ token từ URL → xóa subscription → hiển thị "Đã hủy đăng ký thành công. [Đăng ký lại]".</w:t>
             </w:r>
           </w:p>
         </w:tc>
@@ -5589,7 +5589,7 @@
     </w:p>
     <w:p>
       <w:r>
-        <w:t xml:space="preserve">Đường dẫn (link) đăng ký nhận bản tin được đặt trực tiếp trên thanh menu ngang của Footer, nằm giữa các luồng liên kết cố định như "Liên hệ" và "Theo dõi Cổng Pháp luật quốc gia". Định dạng đơn giản, tinh tế, không chiếm diện tích hiển thị lớn.</w:t>
+        <w:t xml:space="preserve">Đường dẫn (liên kết) đăng ký nhận bản tin được đặt trực tiếp trên thanh menu ngang của phần cuối trang, nằm giữa các luồng liên kết cố định như "Liên hệ" và "Theo dõi Cổng Pháp luật quốc gia". Định dạng đơn giản, tinh tế, không chiếm diện tích hiển thị lớn.</w:t>
       </w:r>
     </w:p>
     <w:p>
@@ -5855,7 +5855,7 @@
                 <w:sz w:val="18"/>
                 <w:szCs w:val="18"/>
               </w:rPr>
-              <w:t xml:space="preserve">Đặt cạnh các đường dẫn khác. Khi hover có hiệu ứng đổi màu tương thích.</w:t>
+              <w:t xml:space="preserve">Đặt cạnh các đường dẫn khác. Khi rê chuột có hiệu ứng đổi màu tương thích.</w:t>
             </w:r>
           </w:p>
         </w:tc>
@@ -6084,7 +6084,7 @@
                 <w:sz w:val="18"/>
                 <w:szCs w:val="18"/>
               </w:rPr>
-              <w:t xml:space="preserve">Nhấn vào link sẽ chuyển hướng trực tiếp người dùng đến trang CPLQG-VI-211.MH01.</w:t>
+              <w:t xml:space="preserve">Nhấn vào liên kết sẽ chuyển hướng trực tiếp người dùng đến trang CPLQG-VI-211.MH01.</w:t>
             </w:r>
           </w:p>
         </w:tc>
